--- a/zaini_case_audit_output/outputs/word/documents/017_شكوى التفتيش القضائي قضية 42824717 ـ 16-07-2025 ـ موقع.docx
+++ b/zaini_case_audit_output/outputs/word/documents/017_شكوى التفتيش القضائي قضية 42824717 ـ 16-07-2025 ـ موقع.docx
@@ -70,14 +70,13 @@
     <w:p/>
     <w:p>
       <w:pPr>
+        <w:pStyle w:val="Heading2"/>
         <w:jc w:val="right"/>
         <w:bidi/>
       </w:pPr>
       <w:r>
-        <w:rPr>
-          <w:b w:val="0"/>
-          <w:i w:val="0"/>
-        </w:rPr>
+        <w:t>[المتن الفعلي: الوقائع / الأسباب / المنطوق] ===</w:t>
+        <w:br/>
         <w:t>الساعة الاحمر زيني</w:t>
       </w:r>
     </w:p>
@@ -109,53 +108,49 @@
     </w:p>
     <w:p>
       <w:pPr>
+        <w:pStyle w:val="Heading2"/>
         <w:jc w:val="right"/>
         <w:bidi/>
       </w:pPr>
       <w:r>
-        <w:rPr>
-          <w:b w:val="0"/>
-          <w:i w:val="0"/>
-        </w:rPr>
-        <w:t>(يئاضقلا شيتفتلا) ءاضقلل ىلعألا سلجملا سيئر يلاعم</w:t>
+        <w:t>[المُرسَل إليه / المخاطَب والتحية] ===</w:t>
+        <w:br/>
+        <w:t>معالي رئيس المجلس الأعلى للقضاء (التفتيش القضائي)</w:t>
       </w:r>
     </w:p>
     <w:p>
       <w:pPr>
+        <w:pStyle w:val="Heading2"/>
         <w:jc w:val="right"/>
         <w:bidi/>
       </w:pPr>
       <w:r>
-        <w:rPr>
-          <w:b w:val="0"/>
-          <w:i w:val="0"/>
-        </w:rPr>
+        <w:t>[المتن الفعلي: الوقائع / الأسباب / المنطوق] ===</w:t>
+        <w:br/>
         <w:t>السلام عليكم ورحمة الله وبركاته وبعد :</w:t>
       </w:r>
     </w:p>
     <w:p>
       <w:pPr>
+        <w:pStyle w:val="Heading2"/>
         <w:jc w:val="right"/>
         <w:bidi/>
       </w:pPr>
       <w:r>
-        <w:rPr>
-          <w:b w:val="0"/>
-          <w:i w:val="0"/>
-        </w:rPr>
+        <w:t>[المُرسَل إليه / المخاطَب والتحية] ===</w:t>
+        <w:br/>
         <w:t>حفظه الله</w:t>
       </w:r>
     </w:p>
     <w:p>
       <w:pPr>
+        <w:pStyle w:val="Heading2"/>
         <w:jc w:val="right"/>
         <w:bidi/>
       </w:pPr>
       <w:r>
-        <w:rPr>
-          <w:b w:val="0"/>
-          <w:i w:val="0"/>
-        </w:rPr>
+        <w:t>[المتن الفعلي: الوقائع / الأسباب / المنطوق] ===</w:t>
+        <w:br/>
         <w:t>فإشارة إلى أحكام لائحة التفتيش القضائي وبصفته إدارة رقابية على أعمال المحاكم وقضاتها وفقا للمادة الثامنة ونصها: " التفتيش القضائي إدارة فضائية رقابية في المجلس الأعلى للقضاء، تقوم بالتفتيش والتحقيق، وتعنى بالرقابة العامة على أعمال المحاكم وقضاتها وانتظام سير العمل فيها، وتطوير الأداء القضائي، والارتقاء به". أتقدم لمعاليكم بهذه الشكوى بشأن الأحكام الصادرة في القضية رقم (٤٢٨٢٤٧١٧) وتاريخ ١٤٤٢/١٢/٢٥هـ والمقامة ضدي من / عاتقة محمد يحيي الحرازي هوية وطنية رقم (۱۰۰۷۰٥٦٨٤٧) ، و عدنان أحمد عباس زيني هوية وطنية رقم</w:t>
       </w:r>
     </w:p>
@@ -343,27 +338,25 @@
     </w:p>
     <w:p>
       <w:pPr>
+        <w:pStyle w:val="Heading2"/>
         <w:jc w:val="right"/>
         <w:bidi/>
       </w:pPr>
       <w:r>
-        <w:rPr>
-          <w:b w:val="0"/>
-          <w:i w:val="0"/>
-        </w:rPr>
+        <w:t>[الطلبات / المرفقات] ===</w:t>
+        <w:br/>
         <w:t>وعليه ألتمس من معاليكم توجيه من يلزم للنظر في معاملتي وفق ما يوجبه الشرع والنظام.</w:t>
       </w:r>
     </w:p>
     <w:p>
       <w:pPr>
+        <w:pStyle w:val="Heading2"/>
         <w:jc w:val="right"/>
         <w:bidi/>
       </w:pPr>
       <w:r>
-        <w:rPr>
-          <w:b w:val="0"/>
-          <w:i w:val="0"/>
-        </w:rPr>
+        <w:t>[المتن الفعلي: الوقائع / الأسباب / المنطوق] ===</w:t>
+        <w:br/>
         <w:t>ينيز سابع نب دمحأ نب ةماسأ / يكتشملا</w:t>
       </w:r>
     </w:p>
@@ -382,27 +375,25 @@
     </w:p>
     <w:p>
       <w:pPr>
+        <w:pStyle w:val="Heading2"/>
         <w:jc w:val="right"/>
         <w:bidi/>
       </w:pPr>
       <w:r>
-        <w:rPr>
-          <w:b w:val="0"/>
-          <w:i w:val="0"/>
-        </w:rPr>
+        <w:t>[ترويسة / كليشة رسمية — معلومات متكررة] ===</w:t>
+        <w:br/>
         <w:t>جوال رقم: ٠٥٠٥٦٢٠٣٦٣</w:t>
       </w:r>
     </w:p>
     <w:p>
       <w:pPr>
+        <w:pStyle w:val="Heading2"/>
         <w:jc w:val="right"/>
         <w:bidi/>
       </w:pPr>
       <w:r>
-        <w:rPr>
-          <w:b w:val="0"/>
-          <w:i w:val="0"/>
-        </w:rPr>
+        <w:t>[المتن الفعلي: الوقائع / الأسباب / المنطوق] ===</w:t>
+        <w:br/>
         <w:t>ص ب ١٧٩٥٦ جلة ٢١٤٩٤</w:t>
       </w:r>
     </w:p>

--- a/zaini_case_audit_output/outputs/word/documents/017_شكوى التفتيش القضائي قضية 42824717 ـ 16-07-2025 ـ موقع.docx
+++ b/zaini_case_audit_output/outputs/word/documents/017_شكوى التفتيش القضائي قضية 42824717 ـ 16-07-2025 ـ موقع.docx
@@ -51,20 +51,6 @@
           <w:i/>
         </w:rPr>
         <w:t>[مخرج آلي / Script Output - سماوي]  [مخرج آلي يحتاج مراجعة بشرية - وردي]</w:t>
-      </w:r>
-    </w:p>
-    <w:p>
-      <w:pPr>
-        <w:jc w:val="right"/>
-        <w:bidi/>
-      </w:pPr>
-      <w:r>
-        <w:rPr>
-          <w:b w:val="0"/>
-          <w:i/>
-          <w:color w:val="C00000"/>
-        </w:rPr>
-        <w:t>[نص ممسوح OCR صُحِّح ترتيبه آلياً — قد يحتوي أخطاء طفيفة]</w:t>
       </w:r>
     </w:p>
     <w:p/>
@@ -294,7 +280,7 @@
           <w:b w:val="0"/>
           <w:i w:val="0"/>
         </w:rPr>
-        <w:t>.(تاداهشلا ۲ قفرم) يواعرقلا حلاص دمحم دامع ٤- يباصولا يدهم دعسم هدبع - يماثقلا دهف لصيف ۲- يدهنلا يروف ناندع ۱- نم لك مهو روضحلاو دوهشلا نم اعرش ةربتعملا امهتيلهأ لماكب امهو نيفرطلا نم دقعلا ىلع عيقوتلا ةحصب تارارقإو تاداهش دجوت :اعبار</w:t>
+        <w:t>رابعا: توجد شهادات وإقرارات بصحة التوقيع على العقد من الطرفين وهما بكامل أهليتهما المعتبرة شرعا من الشهود والحضور وهم كل من -۱ عدنان فوري النهدي -۲ فيصل فهد القثامي - عبده مسعد مهدي الوصابي ٤- عماد محمد صالح القرعاوي (مرفق ۲ الشهادات).</w:t>
       </w:r>
     </w:p>
     <w:p>
@@ -357,7 +343,7 @@
       <w:r>
         <w:t>[المتن الفعلي: الوقائع / الأسباب / المنطوق] ===</w:t>
         <w:br/>
-        <w:t>ينيز سابع نب دمحأ نب ةماسأ / يكتشملا</w:t>
+        <w:t>المشتكي / أسامة بن أحمد بن عباس زيني</w:t>
       </w:r>
     </w:p>
     <w:p>
